--- a/Итоговый Проект.docx
+++ b/Итоговый Проект.docx
@@ -4354,27 +4354,7 @@
                 <w:szCs w:val="28"/>
                 <w:lang w:eastAsia="ru-RU"/>
               </w:rPr>
-              <w:t>Реализован автоматический экспорт сводной информации о выставленных счетах и проведённых платежах в используемую бухгалтерскую платформу (например, «1</w:t>
-            </w:r>
-            <w:proofErr w:type="gramStart"/>
-            <w:r>
-              <w:rPr>
-                <w:rFonts w:ascii="Times New Roman" w:eastAsia="Times New Roman" w:hAnsi="Times New Roman" w:cs="Times New Roman"/>
-                <w:sz w:val="28"/>
-                <w:szCs w:val="28"/>
-                <w:lang w:eastAsia="ru-RU"/>
-              </w:rPr>
-              <w:t>С:Бухгалтерия</w:t>
-            </w:r>
-            <w:proofErr w:type="gramEnd"/>
-            <w:r>
-              <w:rPr>
-                <w:rFonts w:ascii="Times New Roman" w:eastAsia="Times New Roman" w:hAnsi="Times New Roman" w:cs="Times New Roman"/>
-                <w:sz w:val="28"/>
-                <w:szCs w:val="28"/>
-                <w:lang w:eastAsia="ru-RU"/>
-              </w:rPr>
-              <w:t>») для минимизации двойного ввода данных и сокращения трудозатрат.</w:t>
+              <w:t>Реализован автоматический экспорт сводной информации о выставленных счетах и проведённых платежах в используемую бухгалтерскую платформу (например, «1С:Бухгалтерия») для минимизации двойного ввода данных и сокращения трудозатрат.</w:t>
             </w:r>
           </w:p>
         </w:tc>
@@ -4714,25 +4694,7 @@
           <w:sz w:val="28"/>
           <w:szCs w:val="28"/>
         </w:rPr>
-        <w:t xml:space="preserve">4.5.3. Подсистема формирования документов: автоматическое создание и печать </w:t>
-      </w:r>
-      <w:proofErr w:type="gramStart"/>
-      <w:r>
-        <w:rPr>
-          <w:rFonts w:ascii="Times New Roman" w:hAnsi="Times New Roman" w:cs="Times New Roman"/>
-          <w:sz w:val="28"/>
-          <w:szCs w:val="28"/>
-        </w:rPr>
-        <w:t>счёта на оплату</w:t>
-      </w:r>
-      <w:proofErr w:type="gramEnd"/>
-      <w:r>
-        <w:rPr>
-          <w:rFonts w:ascii="Times New Roman" w:hAnsi="Times New Roman" w:cs="Times New Roman"/>
-          <w:sz w:val="28"/>
-          <w:szCs w:val="28"/>
-        </w:rPr>
-        <w:t>, товарной накладной.</w:t>
+        <w:t>4.5.3. Подсистема формирования документов: автоматическое создание и печать счёта на оплату, товарной накладной.</w:t>
       </w:r>
     </w:p>
     <w:p>
@@ -4915,25 +4877,7 @@
           <w:sz w:val="28"/>
           <w:szCs w:val="28"/>
         </w:rPr>
-        <w:t xml:space="preserve">ГОСТ </w:t>
-      </w:r>
-      <w:proofErr w:type="gramStart"/>
-      <w:r>
-        <w:rPr>
-          <w:rFonts w:ascii="Times New Roman" w:hAnsi="Times New Roman" w:cs="Times New Roman"/>
-          <w:sz w:val="28"/>
-          <w:szCs w:val="28"/>
-        </w:rPr>
-        <w:t>34.602-89</w:t>
-      </w:r>
-      <w:proofErr w:type="gramEnd"/>
-      <w:r>
-        <w:rPr>
-          <w:rFonts w:ascii="Times New Roman" w:hAnsi="Times New Roman" w:cs="Times New Roman"/>
-          <w:sz w:val="28"/>
-          <w:szCs w:val="28"/>
-        </w:rPr>
-        <w:t xml:space="preserve"> «Информационная технология. Комплекс стандартов на автоматизированные системы».</w:t>
+        <w:t>ГОСТ 34.602-89 «Информационная технология. Комплекс стандартов на автоматизированные системы».</w:t>
       </w:r>
     </w:p>
     <w:p>
@@ -4952,25 +4896,7 @@
           <w:sz w:val="28"/>
           <w:szCs w:val="28"/>
         </w:rPr>
-        <w:t xml:space="preserve">ГОСТ </w:t>
-      </w:r>
-      <w:proofErr w:type="gramStart"/>
-      <w:r>
-        <w:rPr>
-          <w:rFonts w:ascii="Times New Roman" w:hAnsi="Times New Roman" w:cs="Times New Roman"/>
-          <w:sz w:val="28"/>
-          <w:szCs w:val="28"/>
-        </w:rPr>
-        <w:t>19.201-78</w:t>
-      </w:r>
-      <w:proofErr w:type="gramEnd"/>
-      <w:r>
-        <w:rPr>
-          <w:rFonts w:ascii="Times New Roman" w:hAnsi="Times New Roman" w:cs="Times New Roman"/>
-          <w:sz w:val="28"/>
-          <w:szCs w:val="28"/>
-        </w:rPr>
-        <w:t xml:space="preserve"> «Единая система программной документации. Техническое задание».</w:t>
+        <w:t>ГОСТ 19.201-78 «Единая система программной документации. Техническое задание».</w:t>
       </w:r>
       <w:r>
         <w:rPr>
@@ -12182,25 +12108,7 @@
           <w:sz w:val="28"/>
           <w:szCs w:val="28"/>
         </w:rPr>
-        <w:t xml:space="preserve"> название, скриншот таблицы в режиме конструктора, скриншот заполненной таблицы (Не менее 5 </w:t>
-      </w:r>
-      <w:proofErr w:type="gramStart"/>
-      <w:r>
-        <w:rPr>
-          <w:rFonts w:ascii="Times New Roman" w:hAnsi="Times New Roman" w:cs="Times New Roman"/>
-          <w:sz w:val="28"/>
-          <w:szCs w:val="28"/>
-        </w:rPr>
-        <w:t>таблиц  (</w:t>
-      </w:r>
-      <w:proofErr w:type="gramEnd"/>
-      <w:r>
-        <w:rPr>
-          <w:rFonts w:ascii="Times New Roman" w:hAnsi="Times New Roman" w:cs="Times New Roman"/>
-          <w:sz w:val="28"/>
-          <w:szCs w:val="28"/>
-        </w:rPr>
-        <w:t xml:space="preserve"> всего – не менее 25 полей). Главные таблицы – не менее 10 записей. Всего от 50 записей). </w:t>
+        <w:t xml:space="preserve"> название, скриншот таблицы в режиме конструктора, скриншот заполненной таблицы (Не менее 5 таблиц  ( всего – не менее 25 полей). Главные таблицы – не менее 10 записей. Всего от 50 записей). </w:t>
       </w:r>
     </w:p>
     <w:p>
@@ -14014,27 +13922,7 @@
           <w:sz w:val="28"/>
           <w:szCs w:val="28"/>
         </w:rPr>
-        <w:t xml:space="preserve">(все запросы должны быть различными: (выборка по условию, сортировка, подведение итогов, добавление записи, обновление записи, удаление записи, создание таблицы, удаление таблицы и </w:t>
-      </w:r>
-      <w:proofErr w:type="gramStart"/>
-      <w:r>
-        <w:rPr>
-          <w:rFonts w:ascii="Times New Roman" w:hAnsi="Times New Roman" w:cs="Times New Roman"/>
-          <w:i/>
-          <w:sz w:val="28"/>
-          <w:szCs w:val="28"/>
-        </w:rPr>
-        <w:t>т.д.</w:t>
-      </w:r>
-      <w:proofErr w:type="gramEnd"/>
-      <w:r>
-        <w:rPr>
-          <w:rFonts w:ascii="Times New Roman" w:hAnsi="Times New Roman" w:cs="Times New Roman"/>
-          <w:i/>
-          <w:sz w:val="28"/>
-          <w:szCs w:val="28"/>
-        </w:rPr>
-        <w:t xml:space="preserve"> </w:t>
+        <w:t xml:space="preserve">(все запросы должны быть различными: (выборка по условию, сортировка, подведение итогов, добавление записи, обновление записи, удаление записи, создание таблицы, удаление таблицы и т.д. </w:t>
       </w:r>
       <w:r>
         <w:rPr>
@@ -14089,25 +13977,7 @@
           <w:sz w:val="28"/>
           <w:szCs w:val="28"/>
         </w:rPr>
-        <w:t xml:space="preserve">), </w:t>
-      </w:r>
-      <w:proofErr w:type="gramStart"/>
-      <w:r>
-        <w:rPr>
-          <w:rFonts w:ascii="Times New Roman" w:hAnsi="Times New Roman" w:cs="Times New Roman"/>
-          <w:sz w:val="28"/>
-          <w:szCs w:val="28"/>
-        </w:rPr>
-        <w:t xml:space="preserve">включающие:   </w:t>
-      </w:r>
-      <w:proofErr w:type="gramEnd"/>
-      <w:r>
-        <w:rPr>
-          <w:rFonts w:ascii="Times New Roman" w:hAnsi="Times New Roman" w:cs="Times New Roman"/>
-          <w:sz w:val="28"/>
-          <w:szCs w:val="28"/>
-        </w:rPr>
-        <w:t>назначение запроса, скриншот запроса в режиме Конструктора, скриншот результата выполнения запроса. Два запроса должны быть выполнены к нескольким таблицам.</w:t>
+        <w:t>), включающие:   назначение запроса, скриншот запроса в режиме Конструктора, скриншот результата выполнения запроса. Два запроса должны быть выполнены к нескольким таблицам.</w:t>
       </w:r>
     </w:p>
     <w:p>
@@ -15758,6 +15628,111 @@
         <w:t>Создавать новую ветку для каждого раздела итогового проекта.</w:t>
       </w:r>
       <w:bookmarkEnd w:id="2"/>
+    </w:p>
+    <w:p>
+      <w:pPr>
+        <w:pStyle w:val="a7"/>
+        <w:spacing w:after="0" w:line="360" w:lineRule="auto"/>
+        <w:ind w:left="0" w:firstLine="709"/>
+        <w:contextualSpacing w:val="0"/>
+        <w:jc w:val="both"/>
+        <w:rPr>
+          <w:rFonts w:ascii="Times New Roman" w:hAnsi="Times New Roman" w:cs="Times New Roman"/>
+          <w:sz w:val="28"/>
+          <w:szCs w:val="28"/>
+        </w:rPr>
+      </w:pPr>
+    </w:p>
+    <w:p>
+      <w:pPr>
+        <w:pStyle w:val="a7"/>
+        <w:spacing w:after="0" w:line="360" w:lineRule="auto"/>
+        <w:ind w:left="0" w:firstLine="709"/>
+        <w:contextualSpacing w:val="0"/>
+        <w:jc w:val="both"/>
+        <w:rPr>
+          <w:rFonts w:ascii="Times New Roman" w:hAnsi="Times New Roman" w:cs="Times New Roman"/>
+          <w:sz w:val="28"/>
+          <w:szCs w:val="28"/>
+        </w:rPr>
+      </w:pPr>
+      <w:r>
+        <w:rPr>
+          <w:rFonts w:ascii="Times New Roman" w:hAnsi="Times New Roman" w:cs="Times New Roman"/>
+          <w:sz w:val="28"/>
+          <w:szCs w:val="28"/>
+          <w:lang w:val="en-US"/>
+        </w:rPr>
+        <w:t>https</w:t>
+      </w:r>
+      <w:r>
+        <w:rPr>
+          <w:rFonts w:ascii="Times New Roman" w:hAnsi="Times New Roman" w:cs="Times New Roman"/>
+          <w:sz w:val="28"/>
+          <w:szCs w:val="28"/>
+        </w:rPr>
+        <w:t>://</w:t>
+      </w:r>
+      <w:r>
+        <w:rPr>
+          <w:rFonts w:ascii="Times New Roman" w:hAnsi="Times New Roman" w:cs="Times New Roman"/>
+          <w:sz w:val="28"/>
+          <w:szCs w:val="28"/>
+          <w:lang w:val="en-US"/>
+        </w:rPr>
+        <w:t>github</w:t>
+      </w:r>
+      <w:r>
+        <w:rPr>
+          <w:rFonts w:ascii="Times New Roman" w:hAnsi="Times New Roman" w:cs="Times New Roman"/>
+          <w:sz w:val="28"/>
+          <w:szCs w:val="28"/>
+        </w:rPr>
+        <w:t>.</w:t>
+      </w:r>
+      <w:r>
+        <w:rPr>
+          <w:rFonts w:ascii="Times New Roman" w:hAnsi="Times New Roman" w:cs="Times New Roman"/>
+          <w:sz w:val="28"/>
+          <w:szCs w:val="28"/>
+          <w:lang w:val="en-US"/>
+        </w:rPr>
+        <w:t>com</w:t>
+      </w:r>
+      <w:r>
+        <w:rPr>
+          <w:rFonts w:ascii="Times New Roman" w:hAnsi="Times New Roman" w:cs="Times New Roman"/>
+          <w:sz w:val="28"/>
+          <w:szCs w:val="28"/>
+        </w:rPr>
+        <w:t>/0</w:t>
+      </w:r>
+      <w:r>
+        <w:rPr>
+          <w:rFonts w:ascii="Times New Roman" w:hAnsi="Times New Roman" w:cs="Times New Roman"/>
+          <w:sz w:val="28"/>
+          <w:szCs w:val="28"/>
+          <w:lang w:val="en-US"/>
+        </w:rPr>
+        <w:t>Tulen</w:t>
+      </w:r>
+      <w:r>
+        <w:rPr>
+          <w:rFonts w:ascii="Times New Roman" w:hAnsi="Times New Roman" w:cs="Times New Roman"/>
+          <w:sz w:val="28"/>
+          <w:szCs w:val="28"/>
+        </w:rPr>
+        <w:t>0/</w:t>
+      </w:r>
+      <w:r>
+        <w:rPr>
+          <w:rFonts w:ascii="Times New Roman" w:hAnsi="Times New Roman" w:cs="Times New Roman"/>
+          <w:sz w:val="28"/>
+          <w:szCs w:val="28"/>
+          <w:lang w:val="en-US"/>
+        </w:rPr>
+        <w:t>ItogProekt</w:t>
+      </w:r>
     </w:p>
     <w:sectPr>
       <w:footerReference w:type="default" r:id="rId50"/>
